--- a/public/resume/generated/rahul-mitra-solution-architect-2026-09.docx
+++ b/public/resume/generated/rahul-mitra-solution-architect-2026-09.docx
@@ -640,7 +640,7 @@
         <w:t xml:space="preserve">Technical: </w:t>
       </w:r>
       <w:r>
-        <w:t>Solution architecture, Azure, Docker, Bitbucket CI/CD, API design, Singpass Login &amp; Myinfo (OIDC), RAG architecture, vector search, Supabase, GIS mapping, stakeholder discovery, manufacturing systems</w:t>
+        <w:t>Solution architecture, AWS (Fargate, Route 53), Terraform, Azure, Docker, Redis, Kafka, Bitbucket CI/CD, API design, Singpass Login &amp; Myinfo (OIDC), RAG architecture, vector search, Supabase, GIS mapping, stakeholder discovery, manufacturing systems</w:t>
       </w:r>
     </w:p>
     <w:p>
@@ -1035,7 +1035,7 @@
     </w:pPr>
     <w:rPr>
       <w:rFonts w:ascii="Times New Roman" w:hAnsi="Times New Roman" w:eastAsia="Times New Roman" w:cs="Times New Roman"/>
-      <w:sz w:val="21"/>
+      <w:sz w:val="20"/>
     </w:rPr>
   </w:style>
   <w:style w:type="paragraph" w:styleId="Header">

--- a/public/resume/generated/rahul-mitra-solution-architect-2026-09.docx
+++ b/public/resume/generated/rahul-mitra-solution-architect-2026-09.docx
@@ -452,6 +452,15 @@
     </w:p>
     <w:p>
       <w:pPr>
+        <w:spacing w:before="0" w:after="20"/>
+        <w:ind w:left="259" w:hanging="259"/>
+      </w:pPr>
+      <w:r>
+        <w:t>• Provisioned and deployed the platform's AWS infrastructure with Terraform — Fargate services, Route 53 DNS, Redis caching, and Kafka messaging — applying cloud security controls across the environment.</w:t>
+      </w:r>
+    </w:p>
+    <w:p>
+      <w:pPr>
         <w:keepNext/>
         <w:spacing w:before="120" w:after="40"/>
         <w:pBdr>
@@ -464,34 +473,6 @@
           <w:spacing w:val="20"/>
         </w:rPr>
         <w:t>PROJECTS</w:t>
-      </w:r>
-    </w:p>
-    <w:p>
-      <w:pPr>
-        <w:keepNext/>
-        <w:tabs>
-          <w:tab w:pos="9890" w:val="right"/>
-        </w:tabs>
-        <w:spacing w:before="0" w:after="0"/>
-      </w:pPr>
-      <w:r>
-        <w:rPr>
-          <w:b/>
-        </w:rPr>
-        <w:t>OnTheSpectrum — Codex &amp; Blender MCP 3D Pipeline</w:t>
-      </w:r>
-      <w:r>
-        <w:tab/>
-        <w:t>May 2026</w:t>
-      </w:r>
-    </w:p>
-    <w:p>
-      <w:pPr>
-        <w:spacing w:before="0" w:after="20"/>
-        <w:ind w:left="259" w:hanging="259"/>
-      </w:pPr>
-      <w:r>
-        <w:t>• Built a local-first Blender-to-Three.js asset pipeline using Codex and Blender MCP, generating GLB assets, metadata, previews, playable-world QA, and Remotion video workflows.</w:t>
       </w:r>
     </w:p>
     <w:p>
@@ -1035,7 +1016,7 @@
     </w:pPr>
     <w:rPr>
       <w:rFonts w:ascii="Times New Roman" w:hAnsi="Times New Roman" w:eastAsia="Times New Roman" w:cs="Times New Roman"/>
-      <w:sz w:val="20"/>
+      <w:sz w:val="21"/>
     </w:rPr>
   </w:style>
   <w:style w:type="paragraph" w:styleId="Header">

--- a/public/resume/generated/rahul-mitra-solution-architect-2026-09.docx
+++ b/public/resume/generated/rahul-mitra-solution-architect-2026-09.docx
@@ -326,7 +326,7 @@
         <w:ind w:left="259" w:hanging="259"/>
       </w:pPr>
       <w:r>
-        <w:t>• Build AI-enabled systems and data workflows for process improvement, manufacturing analytics, operational decision support, and supply-chain automation.</w:t>
+        <w:t>• Build an air-gapped process-intelligence platform for globally distributed spray-drying plants, spanning GPU OCR and layout parsing, recursive chunking, ONNX embeddings, a Chroma vector store, and LangChain over a locally hosted quantized Gemma model.</w:t>
       </w:r>
     </w:p>
     <w:p>
@@ -1016,7 +1016,7 @@
     </w:pPr>
     <w:rPr>
       <w:rFonts w:ascii="Times New Roman" w:hAnsi="Times New Roman" w:eastAsia="Times New Roman" w:cs="Times New Roman"/>
-      <w:sz w:val="21"/>
+      <w:sz w:val="20"/>
     </w:rPr>
   </w:style>
   <w:style w:type="paragraph" w:styleId="Header">

--- a/public/resume/generated/rahul-mitra-solution-architect-2026-09.docx
+++ b/public/resume/generated/rahul-mitra-solution-architect-2026-09.docx
@@ -487,11 +487,11 @@
         <w:rPr>
           <w:b/>
         </w:rPr>
-        <w:t>Project Utopia — Global Situational Awareness</w:t>
+        <w:t>Volt Pulse SG — SMU Hack For Cities 2026 (Top 8 of 50+ teams)</w:t>
       </w:r>
       <w:r>
         <w:tab/>
-        <w:t>Mar 2026</w:t>
+        <w:t>Jan 2026</w:t>
       </w:r>
     </w:p>
     <w:p>
@@ -500,7 +500,7 @@
         <w:ind w:left="259" w:hanging="259"/>
       </w:pPr>
       <w:r>
-        <w:t>• Built a real-time global intelligence dashboard for AI-powered news aggregation, geopolitical monitoring, and infrastructure tracking with geospatial visualization.</w:t>
+        <w:t>• Built an agentic AI system for tracking HDB household energy costs using SEALION embeddings, Supabase vector search, RRF routing, and scheduler-agent planning.</w:t>
       </w:r>
     </w:p>
     <w:p>
@@ -515,11 +515,11 @@
         <w:rPr>
           <w:b/>
         </w:rPr>
-        <w:t>Volt Pulse SG — SMU Hack For Cities 2026 (Top 8 of 50+ teams)</w:t>
+        <w:t>SmartExam — GovTech x NTUPC Product Hackathon</w:t>
       </w:r>
       <w:r>
         <w:tab/>
-        <w:t>Jan 2026</w:t>
+        <w:t>2025</w:t>
       </w:r>
     </w:p>
     <w:p>
@@ -528,7 +528,7 @@
         <w:ind w:left="259" w:hanging="259"/>
       </w:pPr>
       <w:r>
-        <w:t>• Built an agentic AI system for tracking HDB household energy costs using SEALION embeddings, Supabase vector search, RRF routing, and scheduler-agent planning.</w:t>
+        <w:t>• Built a multi-agent autonomous exam-generation system with a RAG pipeline and Next.js frontend, automating source ingestion, question generation, and education workflows.</w:t>
       </w:r>
     </w:p>
     <w:p>

--- a/public/resume/generated/rahul-mitra-solution-architect-2026-09.docx
+++ b/public/resume/generated/rahul-mitra-solution-architect-2026-09.docx
@@ -487,7 +487,7 @@
         <w:rPr>
           <w:b/>
         </w:rPr>
-        <w:t>Volt Pulse SG — SMU Hack For Cities 2026 (Top 8 of 50+ teams)</w:t>
+        <w:t>Volt Pulse SG — SMU Hack For Cities 2026 (Top 8 Finalist of 50+ teams)</w:t>
       </w:r>
       <w:r>
         <w:tab/>

--- a/public/resume/generated/rahul-mitra-solution-architect-2026-09.docx
+++ b/public/resume/generated/rahul-mitra-solution-architect-2026-09.docx
@@ -420,7 +420,7 @@
       </w:r>
       <w:r>
         <w:tab/>
-        <w:t>Sep 2025 – Present</w:t>
+        <w:t>Sep 2025 – Sep 2026</w:t>
       </w:r>
     </w:p>
     <w:p>

--- a/public/resume/generated/rahul-mitra-solution-architect-2026-09.docx
+++ b/public/resume/generated/rahul-mitra-solution-architect-2026-09.docx
@@ -416,7 +416,7 @@
         <w:rPr>
           <w:i/>
         </w:rPr>
-        <w:t>Software Engineer (Citizen Developer)</w:t>
+        <w:t>Platform &amp; Solutions Engineer (Sparks Citizen Developer)</w:t>
       </w:r>
       <w:r>
         <w:tab/>

--- a/public/resume/generated/rahul-mitra-solution-architect-2026-09.docx
+++ b/public/resume/generated/rahul-mitra-solution-architect-2026-09.docx
@@ -160,7 +160,7 @@
         <w:ind w:left="259" w:hanging="259"/>
       </w:pPr>
       <w:r>
-        <w:t>• Awarded Certificate of Outstanding Performance in 3D Computer Vision (CS4277) — top student in a class of 24, NUS School of Computing.</w:t>
+        <w:t>• Awarded Certificate of Outstanding Performance in 3D Computer Vision (CS4277): top student in a class of 24, NUS School of Computing.</w:t>
       </w:r>
     </w:p>
     <w:p>
@@ -456,7 +456,7 @@
         <w:ind w:left="259" w:hanging="259"/>
       </w:pPr>
       <w:r>
-        <w:t>• Provisioned and deployed the platform's AWS infrastructure with Terraform — Fargate services, Route 53 DNS, Redis caching, and Kafka messaging — applying cloud security controls across the environment.</w:t>
+        <w:t>• Provisioned and deployed the platform's AWS infrastructure with Terraform (Fargate services, Route 53 DNS, Redis caching, and Kafka messaging), applying cloud security controls across the environment.</w:t>
       </w:r>
     </w:p>
     <w:p>
@@ -487,7 +487,7 @@
         <w:rPr>
           <w:b/>
         </w:rPr>
-        <w:t>Volt Pulse SG — SMU Hack For Cities 2026 (Top 8 Finalist of 50+ teams)</w:t>
+        <w:t>Volt Pulse SG: SMU Hack For Cities 2026 (Top 8 Finalist of 50+ teams)</w:t>
       </w:r>
       <w:r>
         <w:tab/>
@@ -515,7 +515,7 @@
         <w:rPr>
           <w:b/>
         </w:rPr>
-        <w:t>SmartExam — GovTech x NTUPC Product Hackathon</w:t>
+        <w:t>SmartExam: GovTech x NTUPC Product Hackathon</w:t>
       </w:r>
       <w:r>
         <w:tab/>
